--- a/data/revised_2026-10_full/outputs/v2/Biology/SS3.1_Animal_Nutrition/Biology_Animal_Nutrition_SummaryTable.docx
+++ b/data/revised_2026-10_full/outputs/v2/Biology/SS3.1_Animal_Nutrition/Biology_Animal_Nutrition_SummaryTable.docx
@@ -2156,7 +2156,7 @@
         </w:rPr>
         <w:t xml:space="preserve">© 2026 SeaVuria and ARES. This work is licensed under a </w:t>
       </w:r>
-      <w:hyperlink w:history="1" r:id="rIdsxkmdtlklwoj4hqvktwjf">
+      <w:hyperlink w:history="1" r:id="rIdy52wvjwr2uvyyfpp01-sw">
         <w:r>
           <w:rPr>
             <w:rFonts w:ascii="Arial" w:cs="Arial" w:eastAsia="Arial" w:hAnsi="Arial"/>
@@ -2176,7 +2176,7 @@
         </w:rPr>
         <w:t xml:space="preserve"> (</w:t>
       </w:r>
-      <w:hyperlink w:history="1" r:id="rId-rpbto3dzrwjet_ithngm">
+      <w:hyperlink w:history="1" r:id="rIdwwe-t9wzomei_p0-s6_0d">
         <w:r>
           <w:rPr>
             <w:rFonts w:ascii="Arial" w:cs="Arial" w:eastAsia="Arial" w:hAnsi="Arial"/>
@@ -2196,7 +2196,7 @@
         </w:rPr>
         <w:t xml:space="preserve">). To view a copy of this license, visit </w:t>
       </w:r>
-      <w:hyperlink w:history="1" r:id="rId6ri9z3gdlo-ud73add1vv">
+      <w:hyperlink w:history="1" r:id="rIdidjlid8z810bm1u7f4iib">
         <w:r>
           <w:rPr>
             <w:rFonts w:ascii="Arial" w:cs="Arial" w:eastAsia="Arial" w:hAnsi="Arial"/>
